--- a/fixtures/minimal/minimal_golden.docx
+++ b/fixtures/minimal/minimal_golden.docx
@@ -82,16 +82,82 @@
     </w:p>
     <w:p>
       <w:pPr/>
-      <w:r/>
-    </w:p>
-    <w:p>
-      <w:pPr/>
       <w:r>
-        <w:t xml:space="preserve">[FORMULA: </w:t>
-        <w:br/>
-        <w:t>x = (-b +- sqrt(b^2 - 4 a c)) / (2 a)</w:t>
-        <w:br/>
-        <w:t>]</w:t>
+        <m:oMath>
+          <m:r>
+            <m:t>x</m:t>
+          </m:r>
+          <m:r>
+            <m:t>=</m:t>
+          </m:r>
+          <m:r>
+            <m:t>(</m:t>
+          </m:r>
+          <m:r>
+            <m:t>−</m:t>
+          </m:r>
+          <m:r>
+            <m:t>b</m:t>
+          </m:r>
+          <m:r>
+            <m:t>+</m:t>
+          </m:r>
+          <m:r>
+            <m:t>−</m:t>
+          </m:r>
+          <m:r>
+            <m:t>s</m:t>
+          </m:r>
+          <m:r>
+            <m:t>q</m:t>
+          </m:r>
+          <m:r>
+            <m:t>r</m:t>
+          </m:r>
+          <m:r>
+            <m:t>t</m:t>
+          </m:r>
+          <m:r>
+            <m:t>(</m:t>
+          </m:r>
+          <m:sSup>
+            <m:e/>
+            <m:sup/>
+          </m:sSup>
+          <m:r>
+            <m:t>−</m:t>
+          </m:r>
+          <m:r>
+            <m:t>4</m:t>
+          </m:r>
+          <m:r>
+            <m:t>a</m:t>
+          </m:r>
+          <m:r>
+            <m:t>c</m:t>
+          </m:r>
+          <m:r>
+            <m:t>)</m:t>
+          </m:r>
+          <m:r>
+            <m:t>)</m:t>
+          </m:r>
+          <m:r>
+            <m:t>/</m:t>
+          </m:r>
+          <m:r>
+            <m:t>(</m:t>
+          </m:r>
+          <m:r>
+            <m:t>2</m:t>
+          </m:r>
+          <m:r>
+            <m:t>a</m:t>
+          </m:r>
+          <m:r>
+            <m:t>)</m:t>
+          </m:r>
+        </m:oMath>
       </w:r>
     </w:p>
     <w:tbl>
@@ -214,18 +280,16 @@
       </w:tr>
     </w:tbl>
     <w:p>
-      <w:bookmarkStart w:id="1" w:name="tbl:test"/>
       <w:pPr/>
       <w:r>
         <w:t xml:space="preserve">Ссылка на таблицу </w:t>
       </w:r>
       <w:r>
-        <w:t>tbl</w:t>
+        <w:t>tbl:test</w:t>
       </w:r>
       <w:r>
-        <w:t>:test.</w:t>
+        <w:t>.</w:t>
       </w:r>
-      <w:bookmarkEnd w:id="1"/>
     </w:p>
     <w:sectPr>
       <w:pgSz w:w="12240" w:h="15840"/>

--- a/fixtures/minimal/minimal_golden.docx
+++ b/fixtures/minimal/minimal_golden.docx
@@ -7,7 +7,7 @@
         <w:pStyle w:val="Heading1"/>
       </w:pPr>
       <w:r>
-        <w:t>Заголовок первого уровня</w:t>
+        <w:t>1 Заголовок первого уровня</w:t>
       </w:r>
     </w:p>
     <w:p>
@@ -27,7 +27,7 @@
         <w:pStyle w:val="Heading2"/>
       </w:pPr>
       <w:r>
-        <w:t>Заголовок второго уровня</w:t>
+        <w:t>1.1 Заголовок второго уровня</w:t>
       </w:r>
     </w:p>
     <w:p>
@@ -57,13 +57,49 @@
         <w:pStyle w:val="Heading3"/>
       </w:pPr>
       <w:r>
-        <w:t>Заголовок третьего уровня</w:t>
+        <w:t>1.1.1 Заголовок третьего уровня</w:t>
       </w:r>
     </w:p>
     <w:p>
       <w:pPr/>
       <w:r>
         <w:t>Текст третьего уровня.</w:t>
+      </w:r>
+    </w:p>
+    <w:p>
+      <w:r>
+        <w:drawing>
+          <wp:inline xmlns:a="http://schemas.openxmlformats.org/drawingml/2006/main" xmlns:pic="http://schemas.openxmlformats.org/drawingml/2006/picture">
+            <wp:extent cx="4572000" cy="2286000"/>
+            <wp:docPr id="1" name="Picture 1"/>
+            <wp:cNvGraphicFramePr>
+              <a:graphicFrameLocks noChangeAspect="1"/>
+            </wp:cNvGraphicFramePr>
+            <a:graphic>
+              <a:graphicData uri="http://schemas.openxmlformats.org/drawingml/2006/picture">
+                <pic:pic>
+                  <pic:nvPicPr>
+                    <pic:cNvPr id="0" name="test.png"/>
+                    <pic:cNvPicPr/>
+                  </pic:nvPicPr>
+                  <pic:blipFill>
+                    <a:blip r:embed="rId9"/>
+                    <a:stretch>
+                      <a:fillRect/>
+                    </a:stretch>
+                  </pic:blipFill>
+                  <pic:spPr>
+                    <a:xfrm>
+                      <a:off x="0" y="0"/>
+                      <a:ext cx="4572000" cy="2286000"/>
+                    </a:xfrm>
+                    <a:prstGeom prst="rect"/>
+                  </pic:spPr>
+                </pic:pic>
+              </a:graphicData>
+            </a:graphic>
+          </wp:inline>
+        </w:drawing>
       </w:r>
     </w:p>
     <w:p>
@@ -664,6 +700,11 @@
     <w:name w:val="Normal"/>
     <w:qFormat/>
     <w:rsid w:val="00FC693F"/>
+    <w:rPr>
+      <w:rFonts w:ascii="Times New Roman" w:hAnsi="Times New Roman" w:cs="Times New Roman"/>
+      <w:rFonts w:ascii="Times New Roman" w:hAnsi="Times New Roman"/>
+      <w:sz w:val="28"/>
+    </w:rPr>
   </w:style>
   <w:style w:type="paragraph" w:styleId="Header">
     <w:name w:val="header"/>
@@ -724,10 +765,10 @@
       <w:outlineLvl w:val="0"/>
     </w:pPr>
     <w:rPr>
-      <w:rFonts w:asciiTheme="majorHAnsi" w:eastAsiaTheme="majorEastAsia" w:hAnsiTheme="majorHAnsi" w:cstheme="majorBidi"/>
+      <w:rFonts w:asciiTheme="majorHAnsi" w:eastAsiaTheme="majorEastAsia" w:hAnsiTheme="majorHAnsi" w:cstheme="majorBidi" w:ascii="Times New Roman" w:hAnsi="Times New Roman"/>
       <w:b/>
       <w:bCs/>
-      <w:color w:val="365F91" w:themeColor="accent1" w:themeShade="BF"/>
+      <w:color w:val="000000"/>
       <w:sz w:val="28"/>
       <w:szCs w:val="28"/>
     </w:rPr>
@@ -748,10 +789,10 @@
       <w:outlineLvl w:val="1"/>
     </w:pPr>
     <w:rPr>
-      <w:rFonts w:asciiTheme="majorHAnsi" w:eastAsiaTheme="majorEastAsia" w:hAnsiTheme="majorHAnsi" w:cstheme="majorBidi"/>
+      <w:rFonts w:asciiTheme="majorHAnsi" w:eastAsiaTheme="majorEastAsia" w:hAnsiTheme="majorHAnsi" w:cstheme="majorBidi" w:ascii="Times New Roman" w:hAnsi="Times New Roman"/>
       <w:b/>
       <w:bCs/>
-      <w:color w:val="4F81BD" w:themeColor="accent1"/>
+      <w:color w:val="000000"/>
       <w:sz w:val="26"/>
       <w:szCs w:val="26"/>
     </w:rPr>
@@ -772,10 +813,10 @@
       <w:outlineLvl w:val="2"/>
     </w:pPr>
     <w:rPr>
-      <w:rFonts w:asciiTheme="majorHAnsi" w:eastAsiaTheme="majorEastAsia" w:hAnsiTheme="majorHAnsi" w:cstheme="majorBidi"/>
+      <w:rFonts w:asciiTheme="majorHAnsi" w:eastAsiaTheme="majorEastAsia" w:hAnsiTheme="majorHAnsi" w:cstheme="majorBidi" w:ascii="Times New Roman" w:hAnsi="Times New Roman"/>
       <w:b/>
       <w:bCs/>
-      <w:color w:val="4F81BD" w:themeColor="accent1"/>
+      <w:color w:val="000000"/>
     </w:rPr>
   </w:style>
   <w:style w:type="paragraph" w:styleId="Heading4">
